--- a/理论从0到1-演进日志.docx
+++ b/理论从0到1-演进日志.docx
@@ -6143,7 +6143,20 @@
         <w:rPr>
           <w:rFonts w:ascii="STHeiti" w:hAnsi="STHeiti" w:eastAsia="STHeiti"/>
         </w:rPr>
-        <w:t>初版理论框架的主理论是</w:t>
+        <w:t>初版理论框架（</w:t>
+      </w:r>
+      <w:r>
+        <w:rPr>
+          <w:rFonts w:ascii="Courier New" w:hAnsi="Courier New" w:eastAsia="STHeiti"/>
+          <w:sz w:val="19"/>
+        </w:rPr>
+        <w:t>d603044</w:t>
+      </w:r>
+      <w:r>
+        <w:rPr>
+          <w:rFonts w:ascii="STHeiti" w:hAnsi="STHeiti" w:eastAsia="STHeiti"/>
+        </w:rPr>
+        <w:t>，23:11）的主理论是</w:t>
       </w:r>
       <w:r>
         <w:rPr>
@@ -6156,20 +6169,639 @@
         <w:rPr>
           <w:rFonts w:ascii="STHeiti" w:hAnsi="STHeiti" w:eastAsia="STHeiti"/>
         </w:rPr>
-        <w:t>（Noelle-Neumann 1974）。它的解释变量</w:t>
-      </w:r>
+        <w:t>（Noelle-Neumann 1974）。</w:t>
+      </w:r>
+    </w:p>
+    <w:p>
       <w:r>
         <w:rPr>
           <w:rFonts w:ascii="STHeiti" w:hAnsi="STHeiti" w:eastAsia="STHeiti"/>
           <w:b/>
         </w:rPr>
-        <w:t>能对上</w:t>
-      </w:r>
-      <w:r>
-        <w:rPr>
-          <w:rFonts w:ascii="STHeiti" w:hAnsi="STHeiti" w:eastAsia="STHeiti"/>
-        </w:rPr>
-        <w:t>——"意见气候"对"表达意愿"的抑制，正好对应本研究的因变量。</w:t>
+        <w:t>当初为什么选它（原始记录）</w:t>
+      </w:r>
+    </w:p>
+    <w:p>
+      <w:r>
+        <w:rPr>
+          <w:rFonts w:ascii="STHeiti" w:hAnsi="STHeiti" w:eastAsia="STHeiti"/>
+        </w:rPr>
+        <w:t xml:space="preserve">沉默的螺旋最初只是 </w:t>
+      </w:r>
+      <w:r>
+        <w:rPr>
+          <w:rFonts w:ascii="Courier New" w:hAnsi="Courier New" w:eastAsia="STHeiti"/>
+          <w:sz w:val="19"/>
+        </w:rPr>
+        <w:t>选题.md</w:t>
+      </w:r>
+      <w:r>
+        <w:rPr>
+          <w:rFonts w:ascii="STHeiti" w:hAnsi="STHeiti" w:eastAsia="STHeiti"/>
+        </w:rPr>
+        <w:t xml:space="preserve">「传统理论」栏里与"多元无知"并列的一个词（09-23 22:02）。到 23:11 落盘 </w:t>
+      </w:r>
+      <w:r>
+        <w:rPr>
+          <w:rFonts w:ascii="Courier New" w:hAnsi="Courier New" w:eastAsia="STHeiti"/>
+          <w:sz w:val="19"/>
+        </w:rPr>
+        <w:t>理论框架与假设.md</w:t>
+      </w:r>
+      <w:r>
+        <w:rPr>
+          <w:rFonts w:ascii="STHeiti" w:hAnsi="STHeiti" w:eastAsia="STHeiti"/>
+        </w:rPr>
+        <w:t xml:space="preserve"> 初版时，它被正式选为主理论，状态栏写着"</w:t>
+      </w:r>
+      <w:r>
+        <w:rPr>
+          <w:rFonts w:ascii="STHeiti" w:hAnsi="STHeiti" w:eastAsia="STHeiti"/>
+          <w:b/>
+        </w:rPr>
+        <w:t>理论已定（沉默的螺旋为主理论）</w:t>
+      </w:r>
+      <w:r>
+        <w:rPr>
+          <w:rFonts w:ascii="STHeiti" w:hAnsi="STHeiti" w:eastAsia="STHeiti"/>
+        </w:rPr>
+        <w:t>"。当时的理由如下：</w:t>
+      </w:r>
+    </w:p>
+    <w:p>
+      <w:pPr>
+        <w:ind w:left="432"/>
+      </w:pPr>
+      <w:r>
+        <w:rPr>
+          <w:rFonts w:ascii="STHeiti" w:hAnsi="STHeiti" w:eastAsia="STHeiti"/>
+          <w:color w:val="444444"/>
+        </w:rPr>
+        <w:t>主理论选用沉默的螺旋（Noelle-Neumann 1974），核心理由是它的解释变量与本研究的自变量、因变量能够一一对接，</w:t>
+      </w:r>
+      <w:r>
+        <w:rPr>
+          <w:rFonts w:ascii="STHeiti" w:hAnsi="STHeiti" w:eastAsia="STHeiti"/>
+          <w:b/>
+          <w:color w:val="444444"/>
+        </w:rPr>
+        <w:t>无须外挂改造</w:t>
+      </w:r>
+      <w:r>
+        <w:rPr>
+          <w:rFonts w:ascii="STHeiti" w:hAnsi="STHeiti" w:eastAsia="STHeiti"/>
+          <w:color w:val="444444"/>
+        </w:rPr>
+        <w:t>：</w:t>
+      </w:r>
+    </w:p>
+    <w:tbl>
+      <w:tblPr>
+        <w:tblStyle w:val="TableGrid"/>
+        <w:tblW w:type="auto" w:w="0"/>
+        <w:tblLook w:firstColumn="1" w:firstRow="1" w:lastColumn="0" w:lastRow="0" w:noHBand="0" w:noVBand="1" w:val="04A0"/>
+      </w:tblPr>
+      <w:tblGrid>
+        <w:gridCol w:w="4968"/>
+        <w:gridCol w:w="4968"/>
+      </w:tblGrid>
+      <w:tr>
+        <w:tc>
+          <w:tcPr>
+            <w:tcW w:type="dxa" w:w="4968"/>
+          </w:tcPr>
+          <w:p>
+            <w:r>
+              <w:rPr>
+                <w:rFonts w:ascii="STHeiti" w:hAnsi="STHeiti" w:eastAsia="STHeiti"/>
+                <w:b/>
+                <w:sz w:val="18"/>
+              </w:rPr>
+              <w:t>沉默的螺旋的概念</w:t>
+            </w:r>
+          </w:p>
+        </w:tc>
+        <w:tc>
+          <w:tcPr>
+            <w:tcW w:type="dxa" w:w="4968"/>
+          </w:tcPr>
+          <w:p>
+            <w:r>
+              <w:rPr>
+                <w:rFonts w:ascii="STHeiti" w:hAnsi="STHeiti" w:eastAsia="STHeiti"/>
+                <w:b/>
+                <w:sz w:val="18"/>
+              </w:rPr>
+              <w:t>本研究中的对应物</w:t>
+            </w:r>
+          </w:p>
+        </w:tc>
+      </w:tr>
+      <w:tr>
+        <w:tc>
+          <w:tcPr>
+            <w:tcW w:type="dxa" w:w="4968"/>
+          </w:tcPr>
+          <w:p>
+            <w:r>
+              <w:rPr>
+                <w:rFonts w:ascii="STHeiti" w:hAnsi="STHeiti" w:eastAsia="STHeiti"/>
+                <w:sz w:val="18"/>
+              </w:rPr>
+              <w:t>准统计感官（quasi-statistical organ）</w:t>
+            </w:r>
+          </w:p>
+        </w:tc>
+        <w:tc>
+          <w:tcPr>
+            <w:tcW w:type="dxa" w:w="4968"/>
+          </w:tcPr>
+          <w:p>
+            <w:r>
+              <w:rPr>
+                <w:rFonts w:ascii="STHeiti" w:hAnsi="STHeiti" w:eastAsia="STHeiti"/>
+                <w:sz w:val="18"/>
+              </w:rPr>
+              <w:t>用户对议题意见分布的主观估计</w:t>
+            </w:r>
+          </w:p>
+        </w:tc>
+      </w:tr>
+      <w:tr>
+        <w:tc>
+          <w:tcPr>
+            <w:tcW w:type="dxa" w:w="4968"/>
+          </w:tcPr>
+          <w:p>
+            <w:r>
+              <w:rPr>
+                <w:rFonts w:ascii="STHeiti" w:hAnsi="STHeiti" w:eastAsia="STHeiti"/>
+                <w:sz w:val="18"/>
+              </w:rPr>
+              <w:t>意见气候感知（climate of opinion）</w:t>
+            </w:r>
+          </w:p>
+        </w:tc>
+        <w:tc>
+          <w:tcPr>
+            <w:tcW w:type="dxa" w:w="4968"/>
+          </w:tcPr>
+          <w:p>
+            <w:r>
+              <w:rPr>
+                <w:rFonts w:ascii="STHeiti" w:hAnsi="STHeiti" w:eastAsia="STHeiti"/>
+                <w:b/>
+                <w:sz w:val="18"/>
+              </w:rPr>
+              <w:t>感知极化</w:t>
+            </w:r>
+            <w:r>
+              <w:rPr>
+                <w:rFonts w:ascii="STHeiti" w:hAnsi="STHeiti" w:eastAsia="STHeiti"/>
+                <w:sz w:val="18"/>
+              </w:rPr>
+              <w:t xml:space="preserve">（对对立阵营立场的偏差估计）＋ </w:t>
+            </w:r>
+            <w:r>
+              <w:rPr>
+                <w:rFonts w:ascii="STHeiti" w:hAnsi="STHeiti" w:eastAsia="STHeiti"/>
+                <w:b/>
+                <w:sz w:val="18"/>
+              </w:rPr>
+              <w:t>情感极化</w:t>
+            </w:r>
+            <w:r>
+              <w:rPr>
+                <w:rFonts w:ascii="STHeiti" w:hAnsi="STHeiti" w:eastAsia="STHeiti"/>
+                <w:sz w:val="18"/>
+              </w:rPr>
+              <w:t>（对对立群体的态度）</w:t>
+            </w:r>
+          </w:p>
+        </w:tc>
+      </w:tr>
+      <w:tr>
+        <w:tc>
+          <w:tcPr>
+            <w:tcW w:type="dxa" w:w="4968"/>
+          </w:tcPr>
+          <w:p>
+            <w:r>
+              <w:rPr>
+                <w:rFonts w:ascii="STHeiti" w:hAnsi="STHeiti" w:eastAsia="STHeiti"/>
+                <w:sz w:val="18"/>
+              </w:rPr>
+              <w:t>恐惧孤立（fear of isolation）</w:t>
+            </w:r>
+          </w:p>
+        </w:tc>
+        <w:tc>
+          <w:tcPr>
+            <w:tcW w:type="dxa" w:w="4968"/>
+          </w:tcPr>
+          <w:p>
+            <w:r>
+              <w:rPr>
+                <w:rFonts w:ascii="STHeiti" w:hAnsi="STHeiti" w:eastAsia="STHeiti"/>
+                <w:sz w:val="18"/>
+              </w:rPr>
+              <w:t>表达意愿的抑制机制</w:t>
+            </w:r>
+          </w:p>
+        </w:tc>
+      </w:tr>
+      <w:tr>
+        <w:tc>
+          <w:tcPr>
+            <w:tcW w:type="dxa" w:w="4968"/>
+          </w:tcPr>
+          <w:p>
+            <w:r>
+              <w:rPr>
+                <w:rFonts w:ascii="STHeiti" w:hAnsi="STHeiti" w:eastAsia="STHeiti"/>
+                <w:sz w:val="18"/>
+              </w:rPr>
+              <w:t>公开表达／沉默</w:t>
+            </w:r>
+          </w:p>
+        </w:tc>
+        <w:tc>
+          <w:tcPr>
+            <w:tcW w:type="dxa" w:w="4968"/>
+          </w:tcPr>
+          <w:p>
+            <w:r>
+              <w:rPr>
+                <w:rFonts w:ascii="STHeiti" w:hAnsi="STHeiti" w:eastAsia="STHeiti"/>
+                <w:b/>
+                <w:sz w:val="18"/>
+              </w:rPr>
+              <w:t>意见表达意愿</w:t>
+            </w:r>
+            <w:r>
+              <w:rPr>
+                <w:rFonts w:ascii="STHeiti" w:hAnsi="STHeiti" w:eastAsia="STHeiti"/>
+                <w:sz w:val="18"/>
+              </w:rPr>
+              <w:t xml:space="preserve"> ＋ </w:t>
+            </w:r>
+            <w:r>
+              <w:rPr>
+                <w:rFonts w:ascii="STHeiti" w:hAnsi="STHeiti" w:eastAsia="STHeiti"/>
+                <w:b/>
+                <w:sz w:val="18"/>
+              </w:rPr>
+              <w:t>表达的对立化程度</w:t>
+            </w:r>
+          </w:p>
+        </w:tc>
+      </w:tr>
+      <w:tr>
+        <w:tc>
+          <w:tcPr>
+            <w:tcW w:type="dxa" w:w="4968"/>
+          </w:tcPr>
+          <w:p>
+            <w:r>
+              <w:rPr>
+                <w:rFonts w:ascii="STHeiti" w:hAnsi="STHeiti" w:eastAsia="STHeiti"/>
+                <w:sz w:val="18"/>
+              </w:rPr>
+              <w:t>意见气候的媒体线索</w:t>
+            </w:r>
+          </w:p>
+        </w:tc>
+        <w:tc>
+          <w:tcPr>
+            <w:tcW w:type="dxa" w:w="4968"/>
+          </w:tcPr>
+          <w:p>
+            <w:r>
+              <w:rPr>
+                <w:rFonts w:ascii="STHeiti" w:hAnsi="STHeiti" w:eastAsia="STHeiti"/>
+                <w:b/>
+                <w:sz w:val="18"/>
+              </w:rPr>
+              <w:t>AI 搜索的多元观点整合</w:t>
+            </w:r>
+            <w:r>
+              <w:rPr>
+                <w:rFonts w:ascii="STHeiti" w:hAnsi="STHeiti" w:eastAsia="STHeiti"/>
+                <w:sz w:val="18"/>
+              </w:rPr>
+              <w:t>（干预）</w:t>
+            </w:r>
+          </w:p>
+        </w:tc>
+      </w:tr>
+    </w:tbl>
+    <w:p>
+      <w:r>
+        <w:rPr>
+          <w:rFonts w:ascii="STHeiti" w:hAnsi="STHeiti" w:eastAsia="STHeiti"/>
+          <w:b/>
+        </w:rPr>
+        <w:t>关键接点</w:t>
+      </w:r>
+      <w:r>
+        <w:rPr>
+          <w:rFonts w:ascii="STHeiti" w:hAnsi="STHeiti" w:eastAsia="STHeiti"/>
+        </w:rPr>
+        <w:t>：</w:t>
+      </w:r>
+      <w:r>
+        <w:rPr>
+          <w:rFonts w:ascii="STHeiti" w:hAnsi="STHeiti" w:eastAsia="STHeiti"/>
+          <w:b/>
+        </w:rPr>
+        <w:t>感知极化本质上是一次失真的"意见气候判断"</w:t>
+      </w:r>
+      <w:r>
+        <w:rPr>
+          <w:rFonts w:ascii="STHeiti" w:hAnsi="STHeiti" w:eastAsia="STHeiti"/>
+        </w:rPr>
+        <w:t>——准统计感官把对立面估得比实际更极端、与自己差距更大，这正是 false polarization 所描述的现象。而 AI 搜索的多元观点整合，等于为用户加装一个</w:t>
+      </w:r>
+      <w:r>
+        <w:rPr>
+          <w:rFonts w:ascii="STHeiti" w:hAnsi="STHeiti" w:eastAsia="STHeiti"/>
+          <w:b/>
+        </w:rPr>
+        <w:t>外部校准装置</w:t>
+      </w:r>
+      <w:r>
+        <w:rPr>
+          <w:rFonts w:ascii="STHeiti" w:hAnsi="STHeiti" w:eastAsia="STHeiti"/>
+        </w:rPr>
+        <w:t>，直接补上"各立场的实际分布"这条线索。理论链条因此闭合：</w:t>
+      </w:r>
+    </w:p>
+    <w:p>
+      <w:pPr>
+        <w:ind w:left="360"/>
+      </w:pPr>
+      <w:r>
+        <w:rPr>
+          <w:rFonts w:ascii="Courier New" w:hAnsi="Courier New"/>
+          <w:sz w:val="17"/>
+        </w:rPr>
+        <w:t>多元观点整合（校准线索） → 意见气候判断（感知极化） → 恐惧孤立（表达意愿） → 表达行为（对立化程度）</w:t>
+      </w:r>
+    </w:p>
+    <w:p>
+      <w:r>
+        <w:rPr>
+          <w:rFonts w:ascii="STHeiti" w:hAnsi="STHeiti" w:eastAsia="STHeiti"/>
+        </w:rPr>
+        <w:t>此外还有两条只作补充、不另立框架的机制：</w:t>
+      </w:r>
+      <w:r>
+        <w:rPr>
+          <w:rFonts w:ascii="STHeiti" w:hAnsi="STHeiti" w:eastAsia="STHeiti"/>
+          <w:b/>
+        </w:rPr>
+        <w:t>干预端</w:t>
+      </w:r>
+      <w:r>
+        <w:rPr>
+          <w:rFonts w:ascii="STHeiti" w:hAnsi="STHeiti" w:eastAsia="STHeiti"/>
+        </w:rPr>
+        <w:t>用信息整合理论（Anderson 1971）与序贯信息整合模型 SIIM（Chung et al. 2012, 2016）；</w:t>
+      </w:r>
+      <w:r>
+        <w:rPr>
+          <w:rFonts w:ascii="STHeiti" w:hAnsi="STHeiti" w:eastAsia="STHeiti"/>
+          <w:b/>
+        </w:rPr>
+        <w:t>认知端</w:t>
+      </w:r>
+      <w:r>
+        <w:rPr>
+          <w:rFonts w:ascii="STHeiti" w:hAnsi="STHeiti" w:eastAsia="STHeiti"/>
+        </w:rPr>
+        <w:t>用 meta-perception／误感知极化（Lees &amp; Cikara 2021）。</w:t>
+      </w:r>
+    </w:p>
+    <w:p>
+      <w:r>
+        <w:rPr>
+          <w:rFonts w:ascii="STHeiti" w:hAnsi="STHeiti" w:eastAsia="STHeiti"/>
+          <w:b/>
+        </w:rPr>
+        <w:t>当时同时排除了另外两个常见选项</w:t>
+      </w:r>
+      <w:r>
+        <w:rPr>
+          <w:rFonts w:ascii="STHeiti" w:hAnsi="STHeiti" w:eastAsia="STHeiti"/>
+        </w:rPr>
+        <w:t>：</w:t>
+      </w:r>
+    </w:p>
+    <w:tbl>
+      <w:tblPr>
+        <w:tblStyle w:val="TableGrid"/>
+        <w:tblW w:type="auto" w:w="0"/>
+        <w:tblLook w:firstColumn="1" w:firstRow="1" w:lastColumn="0" w:lastRow="0" w:noHBand="0" w:noVBand="1" w:val="04A0"/>
+      </w:tblPr>
+      <w:tblGrid>
+        <w:gridCol w:w="4968"/>
+        <w:gridCol w:w="4968"/>
+      </w:tblGrid>
+      <w:tr>
+        <w:tc>
+          <w:tcPr>
+            <w:tcW w:type="dxa" w:w="4968"/>
+          </w:tcPr>
+          <w:p>
+            <w:r>
+              <w:rPr>
+                <w:rFonts w:ascii="STHeiti" w:hAnsi="STHeiti" w:eastAsia="STHeiti"/>
+                <w:b/>
+                <w:sz w:val="18"/>
+              </w:rPr>
+              <w:t>被排除的理论</w:t>
+            </w:r>
+          </w:p>
+        </w:tc>
+        <w:tc>
+          <w:tcPr>
+            <w:tcW w:type="dxa" w:w="4968"/>
+          </w:tcPr>
+          <w:p>
+            <w:r>
+              <w:rPr>
+                <w:rFonts w:ascii="STHeiti" w:hAnsi="STHeiti" w:eastAsia="STHeiti"/>
+                <w:b/>
+                <w:sz w:val="18"/>
+              </w:rPr>
+              <w:t>排除理由</w:t>
+            </w:r>
+          </w:p>
+        </w:tc>
+      </w:tr>
+      <w:tr>
+        <w:tc>
+          <w:tcPr>
+            <w:tcW w:type="dxa" w:w="4968"/>
+          </w:tcPr>
+          <w:p>
+            <w:r>
+              <w:rPr>
+                <w:rFonts w:ascii="STHeiti" w:hAnsi="STHeiti" w:eastAsia="STHeiti"/>
+                <w:b/>
+                <w:sz w:val="18"/>
+              </w:rPr>
+              <w:t>ELM</w:t>
+            </w:r>
+            <w:r>
+              <w:rPr>
+                <w:rFonts w:ascii="STHeiti" w:hAnsi="STHeiti" w:eastAsia="STHeiti"/>
+                <w:sz w:val="18"/>
+              </w:rPr>
+              <w:t>（精细加工可能性模型）</w:t>
+            </w:r>
+          </w:p>
+        </w:tc>
+        <w:tc>
+          <w:tcPr>
+            <w:tcW w:type="dxa" w:w="4968"/>
+          </w:tcPr>
+          <w:p>
+            <w:r>
+              <w:rPr>
+                <w:rFonts w:ascii="STHeiti" w:hAnsi="STHeiti" w:eastAsia="STHeiti"/>
+                <w:sz w:val="18"/>
+              </w:rPr>
+              <w:t>擅长解释"信息质量 × 议题卷入度"的说服效果，但</w:t>
+            </w:r>
+            <w:r>
+              <w:rPr>
+                <w:rFonts w:ascii="STHeiti" w:hAnsi="STHeiti" w:eastAsia="STHeiti"/>
+                <w:b/>
+                <w:sz w:val="18"/>
+              </w:rPr>
+              <w:t>承载不了"感知 → 表达"的行为链条</w:t>
+            </w:r>
+            <w:r>
+              <w:rPr>
+                <w:rFonts w:ascii="STHeiti" w:hAnsi="STHeiti" w:eastAsia="STHeiti"/>
+                <w:sz w:val="18"/>
+              </w:rPr>
+              <w:t>，也不解释情感极化</w:t>
+            </w:r>
+          </w:p>
+        </w:tc>
+      </w:tr>
+      <w:tr>
+        <w:tc>
+          <w:tcPr>
+            <w:tcW w:type="dxa" w:w="4968"/>
+          </w:tcPr>
+          <w:p>
+            <w:r>
+              <w:rPr>
+                <w:rFonts w:ascii="STHeiti" w:hAnsi="STHeiti" w:eastAsia="STHeiti"/>
+                <w:b/>
+                <w:sz w:val="18"/>
+              </w:rPr>
+              <w:t>社会认同论（SIT）</w:t>
+            </w:r>
+          </w:p>
+        </w:tc>
+        <w:tc>
+          <w:tcPr>
+            <w:tcW w:type="dxa" w:w="4968"/>
+          </w:tcPr>
+          <w:p>
+            <w:r>
+              <w:rPr>
+                <w:rFonts w:ascii="STHeiti" w:hAnsi="STHeiti" w:eastAsia="STHeiti"/>
+                <w:sz w:val="18"/>
+              </w:rPr>
+              <w:t>能解释情感极化，但经典操作建立在</w:t>
+            </w:r>
+            <w:r>
+              <w:rPr>
+                <w:rFonts w:ascii="STHeiti" w:hAnsi="STHeiti" w:eastAsia="STHeiti"/>
+                <w:b/>
+                <w:sz w:val="18"/>
+              </w:rPr>
+              <w:t>党派群体</w:t>
+            </w:r>
+            <w:r>
+              <w:rPr>
+                <w:rFonts w:ascii="STHeiti" w:hAnsi="STHeiti" w:eastAsia="STHeiti"/>
+                <w:sz w:val="18"/>
+              </w:rPr>
+              <w:t>之上，中国语境无对应物，会让本土化测量更难成立</w:t>
+            </w:r>
+          </w:p>
+        </w:tc>
+      </w:tr>
+    </w:tbl>
+    <w:p>
+      <w:pPr>
+        <w:ind w:left="432"/>
+      </w:pPr>
+      <w:r>
+        <w:rPr>
+          <w:rFonts w:ascii="STHeiti" w:hAnsi="STHeiti" w:eastAsia="STHeiti"/>
+          <w:b/>
+          <w:color w:val="444444"/>
+        </w:rPr>
+        <w:t>容易被忽略的一点</w:t>
+      </w:r>
+      <w:r>
+        <w:rPr>
+          <w:rFonts w:ascii="STHeiti" w:hAnsi="STHeiti" w:eastAsia="STHeiti"/>
+          <w:color w:val="444444"/>
+        </w:rPr>
+        <w:t>：这份候选名单里</w:t>
+      </w:r>
+      <w:r>
+        <w:rPr>
+          <w:rFonts w:ascii="STHeiti" w:hAnsi="STHeiti" w:eastAsia="STHeiti"/>
+          <w:b/>
+          <w:color w:val="444444"/>
+        </w:rPr>
+        <w:t>根本没有多元无知</w:t>
+      </w:r>
+      <w:r>
+        <w:rPr>
+          <w:rFonts w:ascii="STHeiti" w:hAnsi="STHeiti" w:eastAsia="STHeiti"/>
+          <w:color w:val="444444"/>
+        </w:rPr>
+        <w:t xml:space="preserve">——它当时只是 </w:t>
+      </w:r>
+      <w:r>
+        <w:rPr>
+          <w:rFonts w:ascii="Courier New" w:hAnsi="Courier New" w:eastAsia="STHeiti"/>
+          <w:color w:val="444444"/>
+          <w:sz w:val="19"/>
+        </w:rPr>
+        <w:t>选题.md</w:t>
+      </w:r>
+      <w:r>
+        <w:rPr>
+          <w:rFonts w:ascii="STHeiti" w:hAnsi="STHeiti" w:eastAsia="STHeiti"/>
+          <w:color w:val="444444"/>
+        </w:rPr>
+        <w:t xml:space="preserve"> 里的一个罗列词。换理论不是"在两个理论之间比较后择优"，而是</w:t>
+      </w:r>
+      <w:r>
+        <w:rPr>
+          <w:rFonts w:ascii="STHeiti" w:hAnsi="STHeiti" w:eastAsia="STHeiti"/>
+          <w:b/>
+          <w:color w:val="444444"/>
+        </w:rPr>
+        <w:t>重新发现了一个此前没被当成候选的框架</w:t>
+      </w:r>
+      <w:r>
+        <w:rPr>
+          <w:rFonts w:ascii="STHeiti" w:hAnsi="STHeiti" w:eastAsia="STHeiti"/>
+          <w:color w:val="444444"/>
+        </w:rPr>
+        <w:t>。</w:t>
       </w:r>
     </w:p>
     <w:p>
@@ -6563,7 +7195,52 @@
           <w:rFonts w:ascii="STHeiti" w:hAnsi="STHeiti" w:eastAsia="STHeiti"/>
           <w:color w:val="444444"/>
         </w:rPr>
-        <w:t>：这次推演未生成 JSON 记录，内容据文件修订说明与 git 提交追溯。</w:t>
+        <w:t xml:space="preserve">：这次推演未生成 JSON 记录。以上内容据 </w:t>
+      </w:r>
+      <w:r>
+        <w:rPr>
+          <w:rFonts w:ascii="Courier New" w:hAnsi="Courier New" w:eastAsia="STHeiti"/>
+          <w:color w:val="444444"/>
+          <w:sz w:val="19"/>
+        </w:rPr>
+        <w:t>理论框架与假设.md</w:t>
+      </w:r>
+      <w:r>
+        <w:rPr>
+          <w:rFonts w:ascii="STHeiti" w:hAnsi="STHeiti" w:eastAsia="STHeiti"/>
+          <w:color w:val="444444"/>
+        </w:rPr>
+        <w:t xml:space="preserve"> 的修订说明、</w:t>
+      </w:r>
+      <w:r>
+        <w:rPr>
+          <w:rFonts w:ascii="STHeiti" w:hAnsi="STHeiti" w:eastAsia="STHeiti"/>
+          <w:b/>
+          <w:color w:val="444444"/>
+        </w:rPr>
+        <w:t>初版原文（git `d603044`）</w:t>
+      </w:r>
+      <w:r>
+        <w:rPr>
+          <w:rFonts w:ascii="STHeiti" w:hAnsi="STHeiti" w:eastAsia="STHeiti"/>
+          <w:color w:val="444444"/>
+        </w:rPr>
+        <w:t xml:space="preserve">与提交 </w:t>
+      </w:r>
+      <w:r>
+        <w:rPr>
+          <w:rFonts w:ascii="Courier New" w:hAnsi="Courier New" w:eastAsia="STHeiti"/>
+          <w:color w:val="444444"/>
+          <w:sz w:val="19"/>
+        </w:rPr>
+        <w:t>28ec25c</w:t>
+      </w:r>
+      <w:r>
+        <w:rPr>
+          <w:rFonts w:ascii="STHeiti" w:hAnsi="STHeiti" w:eastAsia="STHeiti"/>
+          <w:color w:val="444444"/>
+        </w:rPr>
+        <w:t xml:space="preserve"> 追溯。</w:t>
       </w:r>
     </w:p>
     <w:p>
